--- a/Publisher_Ready_Curriculum/02_Chemistry_East_Meadow_Refactor/04_Gas_Laws/05_Combined_Gas_Law/Teacher_Guide.docx
+++ b/Publisher_Ready_Curriculum/02_Chemistry_East_Meadow_Refactor/04_Gas_Laws/05_Combined_Gas_Law/Teacher_Guide.docx
@@ -101,7 +101,7 @@
         <w:t xml:space="preserve"> </w:t>
       </w:r>
       <w:r>
-        <w:t xml:space="preserve">The combined gas law, P₁V₁/T₁ = P₂V₂/T₂, fuses Boyle’s law (P–V), Charles’s law (V–T), and Gay-Lussac’s law (P–T) into one expression that handles a change in all three variables at once. For the 2025 NYSSLS-aligned Regents, students are expected to rearrange and solve the combined gas law for any one unknown, to convert all temperatures to Kelvin before substituting, and to use standard temperature and pressure (STP: 273 K and 101.3 kPa, from the 2025 NYS Chemistry Reference Tables) as a fixed reference state. Per East Meadow guidance, this lesson is the analytical capstone of the gas-law sequence: students stop memorizing three separate equations and start reasoning from one.</w:t>
+        <w:t xml:space="preserve">The combined gas law, P₁V₁/T₁ = P₂V₂/T₂, fuses the pressure–volume relationship (P–V), the temperature–volume relationship (V–T), and the temperature–pressure relationship (P–T) into one expression that handles a change in all three variables at once. For the 2025 NYSSLS-aligned Regents, students are expected to rearrange and solve the combined gas law for any one unknown, to convert all temperatures to Kelvin before substituting, and to use standard temperature and pressure (STP: 273 K and 101.3 kPa, from the 2025 NYS Chemistry Reference Tables) as a fixed reference state. Per East Meadow guidance, this lesson is the analytical capstone of the gas-law sequence: students stop memorizing three separate equations and start reasoning from one.</w:t>
       </w:r>
     </w:p>
     <w:p>
@@ -721,7 +721,7 @@
               <w:pStyle w:val="Compact"/>
             </w:pPr>
             <w:r>
-              <w:t xml:space="preserve">Boyle’s law (P₁V₁ = P₂V₂), Charles’s law (V₁/T₁ = V₂/T₂), and Gay-Lussac’s law (P₁/T₁ = P₂/T₂) from earlier lessons in this unit; students must already convert °C to K (K = °C + 273) and read STP from Reference Table A.</w:t>
+              <w:t xml:space="preserve">The pressure–volume relationship (P₁V₁ = P₂V₂), the temperature–volume relationship (V₁/T₁ = V₂/T₂), and the temperature–pressure relationship (P₁/T₁ = P₂/T₂) from earlier lessons in this unit; students must already convert °C to K (K = °C + 273) and read STP from Reference Table A.</w:t>
             </w:r>
           </w:p>
         </w:tc>
@@ -748,7 +748,7 @@
         </w:numPr>
       </w:pPr>
       <w:r>
-        <w:t xml:space="preserve">State the combined gas law, P₁V₁/T₁ = P₂V₂/T₂, and explain that it merges Boyle’s, Charles’s, and Gay-Lussac’s laws into one expression.</w:t>
+        <w:t xml:space="preserve">State the combined gas law, P₁V₁/T₁ = P₂V₂/T₂, and explain that it merges the pressure–volume, temperature–volume, and temperature–pressure relationships into one expression.</w:t>
       </w:r>
     </w:p>
     <w:p>
@@ -1190,7 +1190,7 @@
         <w:t xml:space="preserve"> </w:t>
       </w:r>
       <w:r>
-        <w:t xml:space="preserve">— yes — that is the inverse relationship from Boyle’s law; today we combine it with temperature.</w:t>
+        <w:t xml:space="preserve">— yes — that is the inverse pressure–volume relationship from Lesson 03; today we combine it with temperature.</w:t>
       </w:r>
     </w:p>
     <w:p>
@@ -1208,7 +1208,7 @@
         <w:t xml:space="preserve"> </w:t>
       </w:r>
       <w:r>
-        <w:t xml:space="preserve">— exactly; colder gas occupies less volume (Charles’s law). The two effects can push in opposite directions.</w:t>
+        <w:t xml:space="preserve">— exactly; colder gas occupies less volume (the temperature–volume relationship). The two effects can push in opposite directions.</w:t>
       </w:r>
     </w:p>
     <w:p>
@@ -1867,7 +1867,7 @@
         <w:pStyle w:val="BlockText"/>
       </w:pPr>
       <w:r>
-        <w:t xml:space="preserve">“This single equation is doing the work of three separate laws you already learned. If temperature never changes, the T’s cancel and you’re left with Boyle’s law. If pressure never changes, you get Charles’s law. If volume never changes, you get Gay-Lussac’s law. One equation, three special cases.”</w:t>
+        <w:t xml:space="preserve">“This single equation is doing the work of three separate relationships you already learned. If temperature never changes, the T’s cancel and you’re left with the pressure–volume relationship (P₁V₁ = P₂V₂). If pressure never changes, you get the temperature–volume relationship (V₁/T₁ = V₂/T₂). If volume never changes, you get the temperature–pressure relationship (P₁/T₁ = P₂/T₂). One equation, three special cases.”</w:t>
       </w:r>
     </w:p>
     <w:p>
@@ -2473,7 +2473,7 @@
         <w:t xml:space="preserve"> </w:t>
       </w:r>
       <w:r>
-        <w:t xml:space="preserve">— the single relationship that merges Boyle’s, Charles’s, and Gay-Lussac’s laws so we can change pressure, volume, and temperature all at once.”</w:t>
+        <w:t xml:space="preserve">— the single relationship that merges the pressure–volume and temperature–volume and temperature–pressure relationships so we can change pressure, volume, and temperature all at once.”</w:t>
       </w:r>
     </w:p>
     <w:p>
@@ -2633,7 +2633,7 @@
         </w:numPr>
       </w:pPr>
       <w:r>
-        <w:t xml:space="preserve">“Why does the combined gas law reduce to Boyle’s law when temperature is held constant?”</w:t>
+        <w:t xml:space="preserve">“Why does the combined gas law reduce to just P₁V₁ = P₂V₂ when temperature is held constant?”</w:t>
       </w:r>
       <w:r>
         <w:t xml:space="preserve"> </w:t>
@@ -2655,7 +2655,7 @@
         <w:t xml:space="preserve"> </w:t>
       </w:r>
       <w:r>
-        <w:t xml:space="preserve">if T₁ = T₂, the temperatures cancel from both sides, leaving P₁V₁ = P₂V₂, which is Boyle’s law. The combined law contains all three simpler laws as special cases.</w:t>
+        <w:t xml:space="preserve">if T₁ = T₂, the temperatures cancel from both sides, leaving P₁V₁ = P₂V₂ — the pressure–volume relationship. The combined law contains all three simpler relationships as special cases.</w:t>
       </w:r>
     </w:p>
     <w:p>
@@ -3274,7 +3274,7 @@
         <w:t xml:space="preserve"> </w:t>
       </w:r>
       <w:r>
-        <w:t xml:space="preserve">of the three laws students already know. Hold temperature constant and it becomes Boyle’s law (P₁V₁ = P₂V₂); hold pressure constant and it becomes Charles’s law (V₁/T₁ = V₂/T₂); hold volume constant and it becomes Gay-Lussac’s law (P₁/T₁ = P₂/T₂). Learning the combined law</w:t>
+        <w:t xml:space="preserve">of the three relationships students already know. Hold temperature constant and it becomes the pressure–volume relationship (P₁V₁ = P₂V₂); hold pressure constant and it becomes the temperature–volume relationship (V₁/T₁ = V₂/T₂); hold volume constant and it becomes the temperature–pressure relationship (P₁/T₁ = P₂/T₂). Learning the combined law</w:t>
       </w:r>
       <w:r>
         <w:t xml:space="preserve"> </w:t>
@@ -3686,7 +3686,7 @@
         <w:t xml:space="preserve"> </w:t>
       </w:r>
       <w:r>
-        <w:t xml:space="preserve">(1) Derive the combined gas law from the three individual laws algebraically — show how Boyle’s, Charles’s, and Gay-Lussac’s laws multiply together to give P·V/T = constant. (2) A diver at 30 m (4 atm, 283 K) takes a full breath of 6.0 L and ascends to the surface (1 atm, 293 K)</w:t>
+        <w:t xml:space="preserve">(1) Derive the combined gas law from the three individual relationships algebraically — show how the pressure–volume, temperature–volume, and temperature–pressure relationships combine to give P·V/T = constant. (2) A diver at 30 m (4 atm, 283 K) takes a full breath of 6.0 L and ascends to the surface (1 atm, 293 K)</w:t>
       </w:r>
       <w:r>
         <w:t xml:space="preserve"> </w:t>
@@ -4474,7 +4474,7 @@
         <w:t xml:space="preserve"> </w:t>
       </w:r>
       <w:r>
-        <w:t xml:space="preserve">— the equation P₁V₁/T₁ = P₂V₂/T₂, which merges Boyle’s, Charles’s, and Gay-Lussac’s laws to relate the pressure, volume, and absolute temperature of a fixed sample of gas at two different states; for a fixed gas sample the quantity P·V/T is constant</w:t>
+        <w:t xml:space="preserve">— the equation P₁V₁/T₁ = P₂V₂/T₂, which merges the pressure–volume and temperature–volume and temperature–pressure relationships to relate the pressure, volume, and absolute temperature of a fixed sample of gas at two different states; for a fixed gas sample the quantity P·V/T is constant</w:t>
       </w:r>
     </w:p>
     <w:p>
